--- a/fopa/lab3/report.docx
+++ b/fopa/lab3/report.docx
@@ -233,12 +233,21 @@
     <w:p>
       <w:pPr>
         <w:jc w:val="center"/>
+        <w:rPr>
+          <w:lang w:val="en-US"/>
+        </w:rPr>
       </w:pPr>
       <w:r>
         <w:t>Санкт-Петербург</w:t>
       </w:r>
       <w:r>
-        <w:t>, 2025</w:t>
+        <w:t>, 202</w:t>
+      </w:r>
+      <w:r>
+        <w:rPr>
+          <w:lang w:val="en-US"/>
+        </w:rPr>
+        <w:t>6</w:t>
       </w:r>
     </w:p>
     <w:p>
